--- a/project/documents/multidocmerge/sendorderletter.docx
+++ b/project/documents/multidocmerge/sendorderletter.docx
@@ -183,213 +183,140 @@
     </w:p>
     <w:p>
       <w:pPr>
-        <w:shd w:val="clear" w:color="auto" w:fill="FFFFFF"/>
-        <w:spacing w:after="0" w:line="240" w:lineRule="auto"/>
-        <w:rPr>
-          <w:rFonts w:eastAsia="Times New Roman" w:cstheme="minorHAnsi"/>
-          <w:color w:val="000000"/>
-        </w:rPr>
-      </w:pPr>
-      <w:r>
-        <w:rPr>
-          <w:rFonts w:eastAsia="Times New Roman" w:cstheme="minorHAnsi"/>
-          <w:color w:val="000000"/>
-        </w:rPr>
-        <w:t xml:space="preserve">Please ensure all communications relating to newly filed applications, formal documents, filing and issue dates, deadline dates, and documents/responses filed with the patent office are sent to me at </w:t>
-      </w:r>
-      <w:bookmarkStart w:id="2" w:name="_Hlk187061001"/>
-      <w:r>
-        <w:rPr>
-          <w:rFonts w:eastAsia="Times New Roman" w:cstheme="minorHAnsi"/>
-          <w:color w:val="000000"/>
-        </w:rPr>
-        <w:t xml:space="preserve">&lt;&lt;ffparaEmail&gt;&gt;, </w:t>
-      </w:r>
-      <w:bookmarkEnd w:id="2"/>
-      <w:r>
-        <w:rPr>
-          <w:rFonts w:eastAsia="Times New Roman" w:cstheme="minorHAnsi"/>
-          <w:color w:val="000000"/>
-        </w:rPr>
-        <w:t>and our docketing department, </w:t>
-      </w:r>
-      <w:hyperlink r:id="rId4" w:tgtFrame="_blank" w:history="1">
+        <w:pStyle w:val="NormalWeb"/>
+        <w:rPr>
+          <w:b/>
+          <w:bCs/>
+        </w:rPr>
+      </w:pPr>
+      <w:r>
+        <w:rPr>
+          <w:b/>
+          <w:bCs/>
+        </w:rPr>
+        <w:t xml:space="preserve">Please ensure all communications relating to newly filed applications, acknowledgement of new filing instructions, formal documents, filing and issue dates, deadline dates, final reminders and documents/responses filed with the patent office are reported via the HONU reporting platform </w:t>
+      </w:r>
+      <w:hyperlink r:id="rId4" w:history="1">
         <w:r>
           <w:rPr>
-            <w:rFonts w:eastAsia="Times New Roman" w:cstheme="minorHAnsi"/>
-            <w:color w:val="0000FF"/>
-            <w:u w:val="single"/>
-            <w:bdr w:val="none" w:sz="0" w:space="0" w:color="auto" w:frame="1"/>
+            <w:rStyle w:val="Hyperlink"/>
+            <w:b/>
+            <w:bCs/>
           </w:rPr>
-          <w:t>request@slwip.com</w:t>
+          <w:t>HONU reporti</w:t>
+        </w:r>
+        <w:r>
+          <w:rPr>
+            <w:rStyle w:val="Hyperlink"/>
+            <w:b/>
+            <w:bCs/>
+          </w:rPr>
+          <w:t>n</w:t>
+        </w:r>
+        <w:r>
+          <w:rPr>
+            <w:rStyle w:val="Hyperlink"/>
+            <w:b/>
+            <w:bCs/>
+          </w:rPr>
+          <w:t>g portal</w:t>
         </w:r>
       </w:hyperlink>
       <w:r>
         <w:rPr>
+          <w:b/>
+          <w:bCs/>
+        </w:rPr>
+        <w:t>.</w:t>
+      </w:r>
+      <w:r>
+        <w:rPr>
+          <w:b/>
+          <w:bCs/>
+        </w:rPr>
+        <w:t xml:space="preserve"> &lt;&lt;honuNotReg&gt;&gt;</w:t>
+      </w:r>
+    </w:p>
+    <w:p>
+      <w:pPr>
+        <w:pStyle w:val="NormalWeb"/>
+        <w:rPr>
+          <w:b/>
+          <w:bCs/>
+        </w:rPr>
+      </w:pPr>
+      <w:r>
+        <w:rPr>
+          <w:b/>
+          <w:bCs/>
+        </w:rPr>
+        <w:t>Within the HONU platform there is a facility for sending emails as part of the reporting process. Please ensure that you copy me in on any email sent at</w:t>
+      </w:r>
+      <w:r>
+        <w:rPr>
+          <w:b/>
+          <w:bCs/>
+        </w:rPr>
+        <w:t xml:space="preserve"> </w:t>
+      </w:r>
+      <w:r>
+        <w:rPr>
           <w:rFonts w:eastAsia="Times New Roman" w:cstheme="minorHAnsi"/>
+          <w:b/>
+          <w:bCs/>
           <w:color w:val="000000"/>
         </w:rPr>
+        <w:t>&lt;&lt;ffparaEmail&gt;&gt;</w:t>
+      </w:r>
+      <w:r>
+        <w:rPr>
+          <w:rFonts w:eastAsia="Times New Roman" w:cstheme="minorHAnsi"/>
+          <w:b/>
+          <w:bCs/>
+          <w:color w:val="000000"/>
+        </w:rPr>
         <w:t>.</w:t>
       </w:r>
-    </w:p>
-    <w:p>
-      <w:pPr>
-        <w:shd w:val="clear" w:color="auto" w:fill="FFFFFF"/>
-        <w:spacing w:after="0" w:line="240" w:lineRule="auto"/>
+      <w:r>
         <w:rPr>
           <w:rFonts w:eastAsia="Times New Roman" w:cstheme="minorHAnsi"/>
+          <w:b/>
+          <w:bCs/>
           <w:color w:val="000000"/>
         </w:rPr>
-      </w:pPr>
-    </w:p>
-    <w:p>
-      <w:pPr>
-        <w:shd w:val="clear" w:color="auto" w:fill="FFFFFF"/>
-        <w:spacing w:after="0" w:line="240" w:lineRule="auto"/>
-        <w:rPr>
-          <w:rFonts w:eastAsia="Times New Roman" w:cstheme="minorHAnsi"/>
-          <w:color w:val="000000"/>
-        </w:rPr>
-      </w:pPr>
-      <w:r>
-        <w:rPr>
-          <w:rFonts w:eastAsia="Times New Roman" w:cstheme="minorHAnsi"/>
-          <w:color w:val="000000"/>
-        </w:rPr>
-        <w:t>Please report invoices as previously instructed.</w:t>
-      </w:r>
-    </w:p>
-    <w:p>
-      <w:pPr>
-        <w:shd w:val="clear" w:color="auto" w:fill="FFFFFF"/>
-        <w:spacing w:after="0" w:line="240" w:lineRule="auto"/>
-        <w:rPr>
-          <w:rFonts w:eastAsia="Times New Roman" w:cstheme="minorHAnsi"/>
-          <w:color w:val="000000"/>
-        </w:rPr>
-      </w:pPr>
-      <w:r>
-        <w:rPr>
-          <w:rFonts w:eastAsia="Times New Roman" w:cstheme="minorHAnsi"/>
-          <w:color w:val="000000"/>
-        </w:rPr>
         <w:t> </w:t>
       </w:r>
     </w:p>
     <w:p>
       <w:pPr>
-        <w:shd w:val="clear" w:color="auto" w:fill="FFFFFF"/>
-        <w:spacing w:after="135" w:line="240" w:lineRule="auto"/>
-        <w:rPr>
-          <w:rFonts w:eastAsia="Times New Roman" w:cstheme="minorHAnsi"/>
-          <w:color w:val="000000"/>
-        </w:rPr>
-      </w:pPr>
-      <w:r>
-        <w:rPr>
-          <w:rFonts w:eastAsia="Times New Roman" w:cstheme="minorHAnsi"/>
-          <w:color w:val="FF0000"/>
+        <w:pStyle w:val="NormalWeb"/>
+      </w:pPr>
+      <w:r>
+        <w:rPr>
+          <w:b/>
+          <w:bCs/>
           <w:u w:val="single"/>
         </w:rPr>
         <w:t>Please note:</w:t>
       </w:r>
       <w:r>
-        <w:rPr>
-          <w:rFonts w:eastAsia="Times New Roman" w:cstheme="minorHAnsi"/>
-          <w:color w:val="FF0000"/>
-        </w:rPr>
-        <w:t> </w:t>
-      </w:r>
-      <w:r>
-        <w:rPr>
-          <w:rFonts w:eastAsia="Times New Roman" w:cstheme="minorHAnsi"/>
-          <w:color w:val="000000"/>
-        </w:rPr>
-        <w:t>Acknowledgement of instructions, simple email </w:t>
-      </w:r>
-      <w:r>
-        <w:rPr>
-          <w:rFonts w:eastAsia="Times New Roman" w:cstheme="minorHAnsi"/>
-          <w:i/>
-          <w:iCs/>
-          <w:color w:val="000000"/>
-        </w:rPr>
-        <w:t>reminders</w:t>
-      </w:r>
-      <w:r>
-        <w:rPr>
-          <w:rFonts w:eastAsia="Times New Roman" w:cstheme="minorHAnsi"/>
-          <w:color w:val="000000"/>
-        </w:rPr>
-        <w:t> of a deadline, </w:t>
-      </w:r>
-      <w:proofErr w:type="gramStart"/>
-      <w:r>
-        <w:rPr>
-          <w:rFonts w:eastAsia="Times New Roman" w:cstheme="minorHAnsi"/>
-          <w:i/>
-          <w:iCs/>
-          <w:color w:val="000000"/>
-        </w:rPr>
-        <w:t>drafts</w:t>
-      </w:r>
-      <w:proofErr w:type="gramEnd"/>
-      <w:r>
-        <w:rPr>
-          <w:rFonts w:eastAsia="Times New Roman" w:cstheme="minorHAnsi"/>
-          <w:color w:val="000000"/>
-        </w:rPr>
-        <w:t> or </w:t>
-      </w:r>
-      <w:r>
-        <w:rPr>
-          <w:rFonts w:eastAsia="Times New Roman" w:cstheme="minorHAnsi"/>
-          <w:i/>
-          <w:iCs/>
-          <w:color w:val="000000"/>
-        </w:rPr>
-        <w:t>communications</w:t>
-      </w:r>
-      <w:r>
-        <w:rPr>
-          <w:rFonts w:eastAsia="Times New Roman" w:cstheme="minorHAnsi"/>
-          <w:color w:val="000000"/>
-        </w:rPr>
-        <w:t> between Attorney, Paralegal and your firm do not need to include </w:t>
-      </w:r>
-      <w:hyperlink r:id="rId5" w:tgtFrame="_blank" w:history="1">
-        <w:r>
-          <w:rPr>
-            <w:rFonts w:eastAsia="Times New Roman" w:cstheme="minorHAnsi"/>
-            <w:color w:val="0000FF"/>
-            <w:u w:val="single"/>
-            <w:bdr w:val="none" w:sz="0" w:space="0" w:color="auto" w:frame="1"/>
-          </w:rPr>
-          <w:t>request@slwip.com</w:t>
-        </w:r>
-      </w:hyperlink>
-      <w:r>
-        <w:rPr>
-          <w:rFonts w:eastAsia="Times New Roman" w:cstheme="minorHAnsi"/>
-          <w:color w:val="000000"/>
-        </w:rPr>
-        <w:t>.</w:t>
-      </w:r>
-    </w:p>
-    <w:p>
-      <w:pPr>
-        <w:pStyle w:val="NormalWeb"/>
-      </w:pPr>
-      <w:r>
-        <w:t xml:space="preserve">Kindly confirm safe receipt of these instructions and timely filing of the application by return e-mail.  If </w:t>
-      </w:r>
-      <w:proofErr w:type="gramStart"/>
-      <w:r>
-        <w:t>anything</w:t>
-      </w:r>
-      <w:proofErr w:type="gramEnd"/>
-      <w:r>
-        <w:t xml:space="preserve"> further is needed or if you have questions, do not hesitate to contact us.</w:t>
+        <w:t xml:space="preserve"> Acknowledgement of instructions (except acknowledgements of new filing instructions), non-final reminders, drafts or communications between Attorney, Paralegal and your firm do not need to be reported via the HONU platform.</w:t>
+      </w:r>
+    </w:p>
+    <w:p>
+      <w:pPr>
+        <w:pStyle w:val="NormalWeb"/>
+      </w:pPr>
+      <w:r>
+        <w:t>Invoices should not be uploaded to Honu. Please report invoices as previously instructed.</w:t>
+      </w:r>
+    </w:p>
+    <w:p>
+      <w:pPr>
+        <w:pStyle w:val="NormalWeb"/>
+      </w:pPr>
+      <w:r>
+        <w:t>Kindly confirm safe receipt of these instructions and timely filing of the application by return e-mail.  If anything further is needed or if you have questions, do not hesitate to contact us.</w:t>
       </w:r>
     </w:p>
     <w:p>
@@ -430,6 +357,7 @@
         </w:rPr>
       </w:pPr>
       <w:r>
+        <w:lastRenderedPageBreak/>
         <w:t xml:space="preserve">  </w:t>
       </w:r>
       <w:r>
@@ -884,6 +812,7 @@
   <w:style w:type="character" w:default="1" w:styleId="DefaultParagraphFont">
     <w:name w:val="Default Paragraph Font"/>
     <w:uiPriority w:val="1"/>
+    <w:semiHidden/>
     <w:unhideWhenUsed/>
   </w:style>
   <w:style w:type="table" w:default="1" w:styleId="TableNormal">
@@ -922,7 +851,6 @@
     <w:name w:val="Normal (Web)"/>
     <w:basedOn w:val="Normal"/>
     <w:uiPriority w:val="99"/>
-    <w:semiHidden/>
     <w:unhideWhenUsed/>
     <w:rsid w:val="0096080F"/>
     <w:pPr>
@@ -942,6 +870,18 @@
     <w:rPr>
       <w:color w:val="605E5C"/>
       <w:shd w:val="clear" w:color="auto" w:fill="E1DFDD"/>
+    </w:rPr>
+  </w:style>
+  <w:style w:type="character" w:styleId="FollowedHyperlink">
+    <w:name w:val="FollowedHyperlink"/>
+    <w:basedOn w:val="DefaultParagraphFont"/>
+    <w:uiPriority w:val="99"/>
+    <w:semiHidden/>
+    <w:unhideWhenUsed/>
+    <w:rsid w:val="00F12E64"/>
+    <w:rPr>
+      <w:color w:val="954F72" w:themeColor="followedHyperlink"/>
+      <w:u w:val="single"/>
     </w:rPr>
   </w:style>
 </w:styles>
